--- a/web/docs/16_BaoQuyen_2025_YHCD.docx
+++ b/web/docs/16_BaoQuyen_2025_YHCD.docx
@@ -1276,14 +1276,16 @@
       </w:tr>
     </w:tbl>
     <w:p>
+      <w:pPr>
+        <w:pStyle w:val="Heading2"/>
+      </w:pPr>
       <w:r>
         <w:rPr>
           <w:rFonts w:ascii="Times New Roman" w:hAnsi="Times New Roman"/>
           <w:b/>
           <w:color w:val="FF0000"/>
-          <w:sz w:val="26"/>
         </w:rPr>
-        <w:t>PHẢN BIỆN CHI TIẾT</w:t>
+        <w:t>QUAN ĐIỂM PHẢN BIỆN / CRITICAL REVIEW</w:t>
       </w:r>
     </w:p>
     <w:p>

--- a/web/docs/16_BaoQuyen_2025_YHCD.docx
+++ b/web/docs/16_BaoQuyen_2025_YHCD.docx
@@ -408,6 +408,17 @@
           <w:sz w:val="24"/>
         </w:rPr>
         <w:t>• So với V-NAMHS 2022 (DISC-5: 2,3%), chênh lệch 37 lần — phương pháp quyết định kết quả.</w:t>
+      </w:r>
+    </w:p>
+    <w:p>
+      <w:r>
+        <w:rPr>
+          <w:rFonts w:ascii="Times New Roman" w:hAnsi="Times New Roman"/>
+          <w:i/>
+          <w:color w:val="0070C0"/>
+          <w:sz w:val="22"/>
+        </w:rPr>
+        <w:t>Nói cách khác, nghiên cứu sử dụng thang sàng lọc DASS-21 với ngưỡng cắt rất thấp (lo âu ≥4) — bao gồm cả mức "nhẹ" mà có thể không cần can thiệp lâm sàng — nên tỷ lệ 86,2% cần được diễn giải thận trọng.</w:t>
       </w:r>
     </w:p>
     <w:p>
@@ -1276,6 +1287,25 @@
       </w:tr>
     </w:tbl>
     <w:p>
+      <w:r>
+        <w:rPr>
+          <w:rFonts w:ascii="Times New Roman" w:hAnsi="Times New Roman"/>
+          <w:b/>
+          <w:color w:val="0070C0"/>
+          <w:sz w:val="24"/>
+        </w:rPr>
+        <w:t xml:space="preserve">Nhận định tổng hợp (Kiến trúc B): </w:t>
+      </w:r>
+      <w:r>
+        <w:rPr>
+          <w:rFonts w:ascii="Times New Roman" w:hAnsi="Times New Roman"/>
+          <w:color w:val="0070C0"/>
+          <w:sz w:val="24"/>
+        </w:rPr>
+        <w:t>Dữ liệu của nghiên cứu này, cho thấy tỷ lệ lo âu 86,2% — cao nhất trong tất cả nghiên cứu tại Việt Nam, gợi ý rằng hoặc DASS-21 với ngưỡng thấp không phù hợp cho sàng lọc dân số chung, hoặc sức khỏe tâm thần học sinh THPT Hà Nội thực sự ở mức báo động — cần nghiên cứu xác nhận với công cụ chẩn đoán (DISC-5).</w:t>
+      </w:r>
+    </w:p>
+    <w:p>
       <w:pPr>
         <w:pStyle w:val="Heading2"/>
       </w:pPr>
@@ -1286,6 +1316,25 @@
           <w:color w:val="FF0000"/>
         </w:rPr>
         <w:t>QUAN ĐIỂM PHẢN BIỆN / CRITICAL REVIEW</w:t>
+      </w:r>
+    </w:p>
+    <w:p>
+      <w:r>
+        <w:rPr>
+          <w:rFonts w:ascii="Times New Roman" w:hAnsi="Times New Roman"/>
+          <w:b/>
+          <w:color w:val="FF0000"/>
+          <w:sz w:val="22"/>
+        </w:rPr>
+        <w:t xml:space="preserve">Đối chiếu giới tính (KT3): </w:t>
+      </w:r>
+      <w:r>
+        <w:rPr>
+          <w:rFonts w:ascii="Times New Roman" w:hAnsi="Times New Roman"/>
+          <w:color w:val="FF0000"/>
+          <w:sz w:val="22"/>
+        </w:rPr>
+        <w:t>Y văn quốc tế xác nhận nữ &gt; nam về lo âu (McLean, 2011). Nghiên cứu này phù hợp xu hướng đó (p &lt; 0,05). Tuy nhiên, mẫu có 78% nữ — thiên lệch nghiêm trọng — nên kết quả giới tính có thể phản ánh đặc điểm mẫu hơn là dân số thực.</w:t>
       </w:r>
     </w:p>
     <w:p>
